--- a/Formatos SECAD/2.1 AVAL DE LA POLICIA NACIONAL AL PROYECTO.docx
+++ b/Formatos SECAD/2.1 AVAL DE LA POLICIA NACIONAL AL PROYECTO.docx
@@ -701,14 +701,43 @@
       </w:r>
       <w:r>
         <w:rPr>
-          <w:rFonts w:ascii="Arial" w:eastAsia="Arial" w:hAnsi="Arial" w:cs="Arial"/>
+          <w:rFonts w:ascii="Arial" w:hAnsi="Arial" w:cs="Arial"/>
           <w:b/>
           <w:bCs/>
-          <w:color w:val="000000"/>
-          <w:sz w:val="20"/>
-          <w:szCs w:val="20"/>
-        </w:rPr>
-        <w:t>CINCUENTA Y DOS MIL NOVENTA MILLONES SESENTA MIL CIENTO SETENTA Y CINCO PESOS M/CTE ($52.090.060.175)</w:t>
+          <w:sz w:val="22"/>
+          <w:szCs w:val="22"/>
+        </w:rPr>
+        <w:t xml:space="preserve">CINCUENTA Y CUATRO MIL MILLONES QUINIENTOS CINCO MILLONES SEISCIENTOS CINCUENTA Y TRES MIL NOVECIENTOS TREINTA Y SIETE PESOS M/CTE </w:t>
+      </w:r>
+      <w:r>
+        <w:rPr>
+          <w:rFonts w:ascii="Arial" w:hAnsi="Arial" w:cs="Arial"/>
+          <w:b/>
+          <w:bCs/>
+          <w:sz w:val="22"/>
+          <w:szCs w:val="22"/>
+        </w:rPr>
+        <w:t>(</w:t>
+      </w:r>
+      <w:r>
+        <w:rPr>
+          <w:rFonts w:ascii="Arial" w:hAnsi="Arial" w:cs="Arial"/>
+          <w:b/>
+          <w:bCs/>
+          <w:sz w:val="22"/>
+          <w:szCs w:val="22"/>
+        </w:rPr>
+        <w:t>$54.505.653.937</w:t>
+      </w:r>
+      <w:r>
+        <w:rPr>
+          <w:rFonts w:ascii="Arial" w:hAnsi="Arial" w:cs="Arial"/>
+          <w:b/>
+          <w:bCs/>
+          <w:sz w:val="22"/>
+          <w:szCs w:val="22"/>
+        </w:rPr>
+        <w:t>)</w:t>
       </w:r>
       <w:r>
         <w:rPr>
@@ -736,13 +765,15 @@
           <w:rFonts w:ascii="Arial" w:hAnsi="Arial" w:cs="Arial"/>
           <w:sz w:val="20"/>
           <w:szCs w:val="20"/>
-        </w:rPr>
-      </w:pPr>
-      <w:r>
-        <w:rPr>
-          <w:rFonts w:ascii="Arial" w:hAnsi="Arial" w:cs="Arial"/>
-          <w:sz w:val="20"/>
-          <w:szCs w:val="20"/>
+          <w:lang w:val="pt-BR"/>
+        </w:rPr>
+      </w:pPr>
+      <w:r>
+        <w:rPr>
+          <w:rFonts w:ascii="Arial" w:hAnsi="Arial" w:cs="Arial"/>
+          <w:sz w:val="20"/>
+          <w:szCs w:val="20"/>
+          <w:lang w:val="pt-BR"/>
         </w:rPr>
         <w:lastRenderedPageBreak/>
         <w:t xml:space="preserve">Atentamente,  </w:t>
@@ -755,6 +786,7 @@
           <w:b/>
           <w:sz w:val="20"/>
           <w:szCs w:val="20"/>
+          <w:lang w:val="pt-BR"/>
         </w:rPr>
       </w:pPr>
     </w:p>
@@ -765,6 +797,7 @@
           <w:b/>
           <w:sz w:val="20"/>
           <w:szCs w:val="20"/>
+          <w:lang w:val="pt-BR"/>
         </w:rPr>
       </w:pPr>
     </w:p>
@@ -775,6 +808,7 @@
           <w:b/>
           <w:sz w:val="20"/>
           <w:szCs w:val="20"/>
+          <w:lang w:val="pt-BR"/>
         </w:rPr>
       </w:pPr>
     </w:p>
@@ -785,6 +819,7 @@
           <w:b/>
           <w:sz w:val="20"/>
           <w:szCs w:val="20"/>
+          <w:lang w:val="pt-BR"/>
         </w:rPr>
       </w:pPr>
     </w:p>
@@ -1351,8 +1386,10 @@
                 <w:color w:val="000000" w:themeColor="text1"/>
                 <w:sz w:val="14"/>
                 <w:szCs w:val="14"/>
+                <w:lang w:val="pt-BR"/>
               </w:rPr>
             </w:pPr>
+            <w:proofErr w:type="spellStart"/>
             <w:r>
               <w:rPr>
                 <w:rFonts w:ascii="Arial" w:hAnsi="Arial" w:cs="Arial"/>
@@ -1361,15 +1398,18 @@
                 <w:color w:val="000000" w:themeColor="text1"/>
                 <w:sz w:val="14"/>
                 <w:szCs w:val="14"/>
+                <w:lang w:val="pt-BR"/>
               </w:rPr>
               <w:t>Revisó</w:t>
             </w:r>
+            <w:proofErr w:type="spellEnd"/>
             <w:r>
               <w:rPr>
                 <w:rFonts w:ascii="Arial" w:hAnsi="Arial" w:cs="Arial"/>
                 <w:color w:val="000000" w:themeColor="text1"/>
                 <w:sz w:val="14"/>
                 <w:szCs w:val="14"/>
+                <w:lang w:val="pt-BR"/>
               </w:rPr>
               <w:t xml:space="preserve">: </w:t>
             </w:r>
@@ -1379,39 +1419,21 @@
                 <w:color w:val="000000" w:themeColor="text1"/>
                 <w:sz w:val="14"/>
                 <w:szCs w:val="14"/>
-              </w:rPr>
-              <w:t>Subintendente</w:t>
+                <w:lang w:val="pt-BR"/>
+              </w:rPr>
+              <w:t xml:space="preserve">Intendente </w:t>
             </w:r>
             <w:r>
               <w:rPr>
                 <w:rFonts w:ascii="Arial" w:hAnsi="Arial" w:cs="Arial"/>
-                <w:color w:val="000000" w:themeColor="text1"/>
-                <w:sz w:val="14"/>
-                <w:szCs w:val="14"/>
-              </w:rPr>
-              <w:t xml:space="preserve"> </w:t>
-            </w:r>
-            <w:r>
-              <w:rPr>
-                <w:rFonts w:ascii="Arial" w:hAnsi="Arial" w:cs="Arial"/>
                 <w:b/>
                 <w:bCs/>
                 <w:color w:val="000000" w:themeColor="text1"/>
                 <w:sz w:val="14"/>
                 <w:szCs w:val="14"/>
-              </w:rPr>
-              <w:t>Luis Carlos Balaguera Diaz</w:t>
-            </w:r>
-            <w:r>
-              <w:rPr>
-                <w:rFonts w:ascii="Arial" w:hAnsi="Arial" w:cs="Arial"/>
-                <w:b/>
-                <w:bCs/>
-                <w:color w:val="000000" w:themeColor="text1"/>
-                <w:sz w:val="14"/>
-                <w:szCs w:val="14"/>
-              </w:rPr>
-              <w:t xml:space="preserve"> </w:t>
+                <w:lang w:val="pt-BR"/>
+              </w:rPr>
+              <w:t>Rodrigo Alberto Rocha Torres</w:t>
             </w:r>
           </w:p>
           <w:p>
@@ -1435,8 +1457,18 @@
                 <w:color w:val="000000" w:themeColor="text1"/>
                 <w:sz w:val="14"/>
                 <w:szCs w:val="14"/>
-              </w:rPr>
-              <w:t xml:space="preserve">          Asesor Jurídico (E)</w:t>
+                <w:lang w:val="pt-BR"/>
+              </w:rPr>
+              <w:t xml:space="preserve">          </w:t>
+            </w:r>
+            <w:r>
+              <w:rPr>
+                <w:rFonts w:ascii="Arial" w:hAnsi="Arial" w:cs="Arial"/>
+                <w:color w:val="000000" w:themeColor="text1"/>
+                <w:sz w:val="14"/>
+                <w:szCs w:val="14"/>
+              </w:rPr>
+              <w:t>Asesor Jurídico</w:t>
             </w:r>
           </w:p>
           <w:p>
@@ -3609,7 +3641,6 @@
   <w:style w:type="character" w:default="1" w:styleId="Fuentedeprrafopredeter">
     <w:name w:val="Default Paragraph Font"/>
     <w:uiPriority w:val="1"/>
-    <w:semiHidden/>
     <w:unhideWhenUsed/>
   </w:style>
   <w:style w:type="table" w:default="1" w:styleId="Tablanormal">
